--- a/Facilitators/Word/01_Facilitator_Guide.docx
+++ b/Facilitators/Word/01_Facilitator_Guide.docx
@@ -201,7 +201,7 @@
           <w:color w:val="222222"/>
           <w:sz w:val="22"/>
         </w:rPr>
-        <w:t>Distribute only the Participants/ folder. Never share the Facilitators/ folder. Confirm each team has five or six members and assign one Buddy per team.</w:t>
+        <w:t>Distribute only the Participants/ folder. Never share Facilitators/ or Answer_Key/. Confirm each team has five or six members and assign one Buddy per team.</w:t>
       </w:r>
     </w:p>
     <w:p>

--- a/Facilitators/Word/01_Facilitator_Guide.docx
+++ b/Facilitators/Word/01_Facilitator_Guide.docx
@@ -201,7 +201,70 @@
           <w:color w:val="222222"/>
           <w:sz w:val="22"/>
         </w:rPr>
-        <w:t>Distribute only the Participants/ folder. Never share Facilitators/ or Answer_Key/. Confirm each team has five or six members and assign one Buddy per team.</w:t>
+        <w:t>Distribute only the Participants/ folder. Never share Facilitators/ or Answer_Key/. Confirm each team has five or six members and assign one Buddy per team. Operational datasets live only in Workflow B's folder - do not hand A the Excel.</w:t>
+      </w:r>
+    </w:p>
+    <w:p>
+      <w:pPr>
+        <w:pStyle w:val="Heading1"/>
+      </w:pPr>
+      <w:r>
+        <w:rPr>
+          <w:rFonts w:ascii="Calibri" w:hAnsi="Calibri"/>
+          <w:color w:val="1B2A4A"/>
+        </w:rPr>
+        <w:t>What this case is testing (staff only)</w:t>
+      </w:r>
+    </w:p>
+    <w:p>
+      <w:pPr>
+        <w:spacing w:after="120"/>
+      </w:pPr>
+      <w:r>
+        <w:rPr>
+          <w:rFonts w:ascii="Calibri" w:hAnsi="Calibri"/>
+          <w:b w:val="0"/>
+          <w:i w:val="0"/>
+          <w:color w:val="222222"/>
+          <w:sz w:val="22"/>
+        </w:rPr>
+        <w:t>Do not state these lenses to participants.</w:t>
+      </w:r>
+    </w:p>
+    <w:p>
+      <w:pPr>
+        <w:pStyle w:val="ListBullet"/>
+        <w:ind w:left="360"/>
+      </w:pPr>
+      <w:r>
+        <w:rPr>
+          <w:rFonts w:ascii="Calibri" w:hAnsi="Calibri"/>
+        </w:rPr>
+        <w:t>Efficiency versus ethics: growth/targets/placement metrics against dignity, quality, and who gets left behind. Teams should discover and sit with the tension.</w:t>
+      </w:r>
+    </w:p>
+    <w:p>
+      <w:pPr>
+        <w:pStyle w:val="ListBullet"/>
+        <w:ind w:left="360"/>
+      </w:pPr>
+      <w:r>
+        <w:rPr>
+          <w:rFonts w:ascii="Calibri" w:hAnsi="Calibri"/>
+        </w:rPr>
+        <w:t>Empathy versus outside-in: whether recommendations are grounded in beneficiary voices or designed for people whose context the team has not taken seriously.</w:t>
+      </w:r>
+    </w:p>
+    <w:p>
+      <w:pPr>
+        <w:pStyle w:val="ListBullet"/>
+        <w:ind w:left="360"/>
+      </w:pPr>
+      <w:r>
+        <w:rPr>
+          <w:rFonts w:ascii="Calibri" w:hAnsi="Calibri"/>
+        </w:rPr>
+        <w:t>Active querying: A must work out what to ask; B must translate. Penalise teams that reverse-engineer from D-01 alone or share the raw file.</w:t>
       </w:r>
     </w:p>
     <w:p>
@@ -276,7 +339,7 @@
         <w:rPr>
           <w:rFonts w:ascii="Calibri" w:hAnsi="Calibri"/>
         </w:rPr>
-        <w:t>The two workstreams must audit each other. That tension is deliberate.</w:t>
+        <w:t>Two workflows hold incomplete information. A frames questions; B owns the data and translates findings. You must talk to each other.</w:t>
       </w:r>
     </w:p>
     <w:p>
@@ -376,7 +439,7 @@
               <w:rPr>
                 <w:sz w:val="20"/>
               </w:rPr>
-              <w:t>Vague problem statements; skipping the credibility check</w:t>
+              <w:t>Vague problem statements; skipping credibility check; A asking for 'the data file'</w:t>
             </w:r>
           </w:p>
         </w:tc>
@@ -389,7 +452,7 @@
               <w:rPr>
                 <w:sz w:val="20"/>
               </w:rPr>
-              <w:t>they treat every source as equally reliable</w:t>
+              <w:t>they treat every source as equally reliable, or A tries to bypass B</w:t>
             </w:r>
           </w:p>
         </w:tc>
@@ -419,7 +482,7 @@
               <w:rPr>
                 <w:sz w:val="20"/>
               </w:rPr>
-              <w:t>Data cleaning done silently; empathy maps with no citations</w:t>
+              <w:t>No Analysis Requests; B answering unasked questions; empathy maps with no citations</w:t>
             </w:r>
           </w:p>
         </w:tc>
@@ -433,7 +496,7 @@
               <w:rPr>
                 <w:sz w:val="20"/>
               </w:rPr>
-              <w:t>they delete outliers without recording why</w:t>
+              <w:t>Request Log is empty by Wednesday</w:t>
             </w:r>
           </w:p>
         </w:tc>
@@ -461,7 +524,7 @@
               <w:rPr>
                 <w:sz w:val="20"/>
               </w:rPr>
-              <w:t>Options that are not genuinely distinct</w:t>
+              <w:t>Options that are not genuinely distinct; numbers without Request IDs</w:t>
             </w:r>
           </w:p>
         </w:tc>
@@ -504,7 +567,7 @@
               <w:rPr>
                 <w:sz w:val="20"/>
               </w:rPr>
-              <w:t>Recommendations that ignore validation</w:t>
+              <w:t>Recommendations that ignore Findings or validation</w:t>
             </w:r>
           </w:p>
         </w:tc>
@@ -518,7 +581,7 @@
               <w:rPr>
                 <w:sz w:val="20"/>
               </w:rPr>
-              <w:t>nothing changed after they read the transcripts</w:t>
+              <w:t>nothing changed after FM-01 or the transcripts</w:t>
             </w:r>
           </w:p>
         </w:tc>
@@ -546,7 +609,7 @@
               <w:rPr>
                 <w:sz w:val="20"/>
               </w:rPr>
-              <w:t>Data-dump slides; burying bad news</w:t>
+              <w:t>Data-dump slides; burying bad news; no named cost of the preferred path</w:t>
             </w:r>
           </w:p>
         </w:tc>
@@ -559,7 +622,7 @@
               <w:rPr>
                 <w:sz w:val="20"/>
               </w:rPr>
-              <w:t>Dong Nai or the 63% formal rate is missing</w:t>
+              <w:t>Dong Nai or the formal rate is missing; trade-off reflection is empty</w:t>
             </w:r>
           </w:p>
         </w:tc>
@@ -603,7 +666,7 @@
               <w:rPr>
                 <w:sz w:val="20"/>
               </w:rPr>
-              <w:t>the debrief avoids the ethical trade-offs</w:t>
+              <w:t>the debrief avoids the costs of their recommendation</w:t>
             </w:r>
           </w:p>
         </w:tc>
@@ -655,7 +718,7 @@
         <w:rPr>
           <w:rFonts w:ascii="Calibri" w:hAnsi="Calibri"/>
         </w:rPr>
-        <w:t>A Buddy giving answers rather than asking questions.</w:t>
+        <w:t>A Buddy giving answers, the data file, or named 'efficiency vs ethics' framing.</w:t>
       </w:r>
     </w:p>
     <w:sectPr>

--- a/Facilitators/Word/01_Facilitator_Guide.docx
+++ b/Facilitators/Word/01_Facilitator_Guide.docx
@@ -5,6 +5,7 @@
     <w:p>
       <w:r>
         <w:rPr>
+          <w:rFonts w:ascii="Lexend" w:hAnsi="Lexend" w:eastAsia="Lexend" w:cs="Lexend"/>
           <w:b/>
           <w:color w:val="007A87"/>
           <w:sz w:val="24"/>
@@ -18,6 +19,7 @@
       </w:pPr>
       <w:r>
         <w:rPr>
+          <w:rFonts w:ascii="Lexend" w:hAnsi="Lexend" w:eastAsia="Lexend" w:cs="Lexend"/>
           <w:b/>
           <w:color w:val="1B2A4A"/>
           <w:sz w:val="48"/>
@@ -28,6 +30,7 @@
     <w:p>
       <w:r>
         <w:rPr>
+          <w:rFonts w:ascii="Nunito" w:hAnsi="Nunito" w:eastAsia="Nunito" w:cs="Nunito"/>
           <w:i/>
           <w:color w:val="666666"/>
           <w:sz w:val="24"/>
@@ -52,6 +55,7 @@
           <w:p>
             <w:r>
               <w:rPr>
+                <w:rFonts w:ascii="Nunito" w:hAnsi="Nunito" w:eastAsia="Nunito" w:cs="Nunito"/>
                 <w:b/>
                 <w:color w:val="1B2A4A"/>
                 <w:sz w:val="20"/>
@@ -67,6 +71,7 @@
           <w:p>
             <w:r>
               <w:rPr>
+                <w:rFonts w:ascii="Nunito" w:hAnsi="Nunito" w:eastAsia="Nunito" w:cs="Nunito"/>
                 <w:color w:val="222222"/>
                 <w:sz w:val="20"/>
               </w:rPr>
@@ -83,6 +88,7 @@
           <w:p>
             <w:r>
               <w:rPr>
+                <w:rFonts w:ascii="Nunito" w:hAnsi="Nunito" w:eastAsia="Nunito" w:cs="Nunito"/>
                 <w:b/>
                 <w:color w:val="1B2A4A"/>
                 <w:sz w:val="20"/>
@@ -98,6 +104,7 @@
           <w:p>
             <w:r>
               <w:rPr>
+                <w:rFonts w:ascii="Nunito" w:hAnsi="Nunito" w:eastAsia="Nunito" w:cs="Nunito"/>
                 <w:color w:val="222222"/>
                 <w:sz w:val="20"/>
               </w:rPr>
@@ -114,6 +121,7 @@
           <w:p>
             <w:r>
               <w:rPr>
+                <w:rFonts w:ascii="Nunito" w:hAnsi="Nunito" w:eastAsia="Nunito" w:cs="Nunito"/>
                 <w:b/>
                 <w:color w:val="1B2A4A"/>
                 <w:sz w:val="20"/>
@@ -129,6 +137,7 @@
           <w:p>
             <w:r>
               <w:rPr>
+                <w:rFonts w:ascii="Nunito" w:hAnsi="Nunito" w:eastAsia="Nunito" w:cs="Nunito"/>
                 <w:color w:val="222222"/>
                 <w:sz w:val="20"/>
               </w:rPr>
@@ -145,6 +154,7 @@
           <w:p>
             <w:r>
               <w:rPr>
+                <w:rFonts w:ascii="Nunito" w:hAnsi="Nunito" w:eastAsia="Nunito" w:cs="Nunito"/>
                 <w:b/>
                 <w:color w:val="1B2A4A"/>
                 <w:sz w:val="20"/>
@@ -160,10 +170,11 @@
           <w:p>
             <w:r>
               <w:rPr>
+                <w:rFonts w:ascii="Nunito" w:hAnsi="Nunito" w:eastAsia="Nunito" w:cs="Nunito"/>
                 <w:color w:val="222222"/>
                 <w:sz w:val="20"/>
               </w:rPr>
-              <w:t>2.0 | July 2026</w:t>
+              <w:t>3.0 | July 2026</w:t>
             </w:r>
           </w:p>
         </w:tc>
@@ -183,7 +194,7 @@
       </w:pPr>
       <w:r>
         <w:rPr>
-          <w:rFonts w:ascii="Calibri" w:hAnsi="Calibri"/>
+          <w:rFonts w:ascii="Lexend" w:hAnsi="Lexend" w:eastAsia="Lexend" w:cs="Lexend"/>
           <w:color w:val="1B2A4A"/>
         </w:rPr>
         <w:t>Before you start</w:t>
@@ -195,7 +206,7 @@
       </w:pPr>
       <w:r>
         <w:rPr>
-          <w:rFonts w:ascii="Calibri" w:hAnsi="Calibri"/>
+          <w:rFonts w:ascii="Nunito" w:hAnsi="Nunito" w:eastAsia="Nunito" w:cs="Nunito"/>
           <w:b w:val="0"/>
           <w:i w:val="0"/>
           <w:color w:val="222222"/>
@@ -210,7 +221,7 @@
       </w:pPr>
       <w:r>
         <w:rPr>
-          <w:rFonts w:ascii="Calibri" w:hAnsi="Calibri"/>
+          <w:rFonts w:ascii="Lexend" w:hAnsi="Lexend" w:eastAsia="Lexend" w:cs="Lexend"/>
           <w:color w:val="1B2A4A"/>
         </w:rPr>
         <w:t>What this case is testing (staff only)</w:t>
@@ -222,7 +233,7 @@
       </w:pPr>
       <w:r>
         <w:rPr>
-          <w:rFonts w:ascii="Calibri" w:hAnsi="Calibri"/>
+          <w:rFonts w:ascii="Nunito" w:hAnsi="Nunito" w:eastAsia="Nunito" w:cs="Nunito"/>
           <w:b w:val="0"/>
           <w:i w:val="0"/>
           <w:color w:val="222222"/>
@@ -238,7 +249,7 @@
       </w:pPr>
       <w:r>
         <w:rPr>
-          <w:rFonts w:ascii="Calibri" w:hAnsi="Calibri"/>
+          <w:rFonts w:ascii="Nunito" w:hAnsi="Nunito" w:eastAsia="Nunito" w:cs="Nunito"/>
         </w:rPr>
         <w:t>Efficiency versus ethics: growth/targets/placement metrics against dignity, quality, and who gets left behind. Teams should discover and sit with the tension.</w:t>
       </w:r>
@@ -250,7 +261,7 @@
       </w:pPr>
       <w:r>
         <w:rPr>
-          <w:rFonts w:ascii="Calibri" w:hAnsi="Calibri"/>
+          <w:rFonts w:ascii="Nunito" w:hAnsi="Nunito" w:eastAsia="Nunito" w:cs="Nunito"/>
         </w:rPr>
         <w:t>Empathy versus outside-in: whether recommendations are grounded in beneficiary voices or designed for people whose context the team has not taken seriously.</w:t>
       </w:r>
@@ -262,7 +273,7 @@
       </w:pPr>
       <w:r>
         <w:rPr>
-          <w:rFonts w:ascii="Calibri" w:hAnsi="Calibri"/>
+          <w:rFonts w:ascii="Nunito" w:hAnsi="Nunito" w:eastAsia="Nunito" w:cs="Nunito"/>
         </w:rPr>
         <w:t>Active querying: A must work out what to ask; B must translate. Penalise teams that reverse-engineer from D-01 alone or share the raw file.</w:t>
       </w:r>
@@ -273,7 +284,7 @@
       </w:pPr>
       <w:r>
         <w:rPr>
-          <w:rFonts w:ascii="Calibri" w:hAnsi="Calibri"/>
+          <w:rFonts w:ascii="Lexend" w:hAnsi="Lexend" w:eastAsia="Lexend" w:cs="Lexend"/>
           <w:color w:val="1B2A4A"/>
         </w:rPr>
         <w:t>Kickoff (Day 1) - what to say</w:t>
@@ -285,7 +296,7 @@
       </w:pPr>
       <w:r>
         <w:rPr>
-          <w:rFonts w:ascii="Calibri" w:hAnsi="Calibri"/>
+          <w:rFonts w:ascii="Nunito" w:hAnsi="Nunito" w:eastAsia="Nunito" w:cs="Nunito"/>
           <w:b w:val="0"/>
           <w:i w:val="0"/>
           <w:color w:val="222222"/>
@@ -301,7 +312,7 @@
       </w:pPr>
       <w:r>
         <w:rPr>
-          <w:rFonts w:ascii="Calibri" w:hAnsi="Calibri"/>
+          <w:rFonts w:ascii="Nunito" w:hAnsi="Nunito" w:eastAsia="Nunito" w:cs="Nunito"/>
         </w:rPr>
         <w:t>You are consultants, not students. The Board is paying for judgement.</w:t>
       </w:r>
@@ -313,7 +324,7 @@
       </w:pPr>
       <w:r>
         <w:rPr>
-          <w:rFonts w:ascii="Calibri" w:hAnsi="Calibri"/>
+          <w:rFonts w:ascii="Nunito" w:hAnsi="Nunito" w:eastAsia="Nunito" w:cs="Nunito"/>
         </w:rPr>
         <w:t>There is no single right answer. We assess your reasoning and evidence.</w:t>
       </w:r>
@@ -325,7 +336,7 @@
       </w:pPr>
       <w:r>
         <w:rPr>
-          <w:rFonts w:ascii="Calibri" w:hAnsi="Calibri"/>
+          <w:rFonts w:ascii="Nunito" w:hAnsi="Nunito" w:eastAsia="Nunito" w:cs="Nunito"/>
         </w:rPr>
         <w:t>Everything you need is in the pack. Do not go looking outside it.</w:t>
       </w:r>
@@ -337,7 +348,7 @@
       </w:pPr>
       <w:r>
         <w:rPr>
-          <w:rFonts w:ascii="Calibri" w:hAnsi="Calibri"/>
+          <w:rFonts w:ascii="Nunito" w:hAnsi="Nunito" w:eastAsia="Nunito" w:cs="Nunito"/>
         </w:rPr>
         <w:t>Two workflows hold incomplete information. A frames questions; B owns the data and translates findings. You must talk to each other.</w:t>
       </w:r>
@@ -348,7 +359,7 @@
       </w:pPr>
       <w:r>
         <w:rPr>
-          <w:rFonts w:ascii="Calibri" w:hAnsi="Calibri"/>
+          <w:rFonts w:ascii="Lexend" w:hAnsi="Lexend" w:eastAsia="Lexend" w:cs="Lexend"/>
           <w:color w:val="1B2A4A"/>
         </w:rPr>
         <w:t>Week-by-week facilitation</w:t>
@@ -375,6 +386,7 @@
           <w:p>
             <w:r>
               <w:rPr>
+                <w:rFonts w:ascii="Lexend" w:hAnsi="Lexend" w:eastAsia="Lexend" w:cs="Lexend"/>
                 <w:b/>
                 <w:color w:val="FFFFFF"/>
                 <w:sz w:val="20"/>
@@ -391,6 +403,7 @@
           <w:p>
             <w:r>
               <w:rPr>
+                <w:rFonts w:ascii="Lexend" w:hAnsi="Lexend" w:eastAsia="Lexend" w:cs="Lexend"/>
                 <w:b/>
                 <w:color w:val="FFFFFF"/>
                 <w:sz w:val="20"/>
@@ -407,6 +420,7 @@
           <w:p>
             <w:r>
               <w:rPr>
+                <w:rFonts w:ascii="Lexend" w:hAnsi="Lexend" w:eastAsia="Lexend" w:cs="Lexend"/>
                 <w:b/>
                 <w:color w:val="FFFFFF"/>
                 <w:sz w:val="20"/>
@@ -424,6 +438,7 @@
           <w:p>
             <w:r>
               <w:rPr>
+                <w:rFonts w:ascii="Nunito" w:hAnsi="Nunito" w:eastAsia="Nunito" w:cs="Nunito"/>
                 <w:sz w:val="20"/>
               </w:rPr>
               <w:t>1</w:t>
@@ -437,6 +452,7 @@
           <w:p>
             <w:r>
               <w:rPr>
+                <w:rFonts w:ascii="Nunito" w:hAnsi="Nunito" w:eastAsia="Nunito" w:cs="Nunito"/>
                 <w:sz w:val="20"/>
               </w:rPr>
               <w:t>Vague problem statements; skipping credibility check; A asking for 'the data file'</w:t>
@@ -450,6 +466,7 @@
           <w:p>
             <w:r>
               <w:rPr>
+                <w:rFonts w:ascii="Nunito" w:hAnsi="Nunito" w:eastAsia="Nunito" w:cs="Nunito"/>
                 <w:sz w:val="20"/>
               </w:rPr>
               <w:t>they treat every source as equally reliable, or A tries to bypass B</w:t>
@@ -466,6 +483,7 @@
           <w:p>
             <w:r>
               <w:rPr>
+                <w:rFonts w:ascii="Nunito" w:hAnsi="Nunito" w:eastAsia="Nunito" w:cs="Nunito"/>
                 <w:sz w:val="20"/>
               </w:rPr>
               <w:t>2</w:t>
@@ -480,6 +498,7 @@
           <w:p>
             <w:r>
               <w:rPr>
+                <w:rFonts w:ascii="Nunito" w:hAnsi="Nunito" w:eastAsia="Nunito" w:cs="Nunito"/>
                 <w:sz w:val="20"/>
               </w:rPr>
               <w:t>No Analysis Requests; B answering unasked questions; empathy maps with no citations</w:t>
@@ -494,6 +513,7 @@
           <w:p>
             <w:r>
               <w:rPr>
+                <w:rFonts w:ascii="Nunito" w:hAnsi="Nunito" w:eastAsia="Nunito" w:cs="Nunito"/>
                 <w:sz w:val="20"/>
               </w:rPr>
               <w:t>Request Log is empty by Wednesday</w:t>
@@ -509,6 +529,7 @@
           <w:p>
             <w:r>
               <w:rPr>
+                <w:rFonts w:ascii="Nunito" w:hAnsi="Nunito" w:eastAsia="Nunito" w:cs="Nunito"/>
                 <w:sz w:val="20"/>
               </w:rPr>
               <w:t>3</w:t>
@@ -522,6 +543,7 @@
           <w:p>
             <w:r>
               <w:rPr>
+                <w:rFonts w:ascii="Nunito" w:hAnsi="Nunito" w:eastAsia="Nunito" w:cs="Nunito"/>
                 <w:sz w:val="20"/>
               </w:rPr>
               <w:t>Options that are not genuinely distinct; numbers without Request IDs</w:t>
@@ -535,6 +557,7 @@
           <w:p>
             <w:r>
               <w:rPr>
+                <w:rFonts w:ascii="Nunito" w:hAnsi="Nunito" w:eastAsia="Nunito" w:cs="Nunito"/>
                 <w:sz w:val="20"/>
               </w:rPr>
               <w:t>all three options are really the same idea</w:t>
@@ -551,6 +574,7 @@
           <w:p>
             <w:r>
               <w:rPr>
+                <w:rFonts w:ascii="Nunito" w:hAnsi="Nunito" w:eastAsia="Nunito" w:cs="Nunito"/>
                 <w:sz w:val="20"/>
               </w:rPr>
               <w:t>4</w:t>
@@ -565,6 +589,7 @@
           <w:p>
             <w:r>
               <w:rPr>
+                <w:rFonts w:ascii="Nunito" w:hAnsi="Nunito" w:eastAsia="Nunito" w:cs="Nunito"/>
                 <w:sz w:val="20"/>
               </w:rPr>
               <w:t>Recommendations that ignore Findings or validation</w:t>
@@ -579,6 +604,7 @@
           <w:p>
             <w:r>
               <w:rPr>
+                <w:rFonts w:ascii="Nunito" w:hAnsi="Nunito" w:eastAsia="Nunito" w:cs="Nunito"/>
                 <w:sz w:val="20"/>
               </w:rPr>
               <w:t>nothing changed after FM-01 or the transcripts</w:t>
@@ -594,6 +620,7 @@
           <w:p>
             <w:r>
               <w:rPr>
+                <w:rFonts w:ascii="Nunito" w:hAnsi="Nunito" w:eastAsia="Nunito" w:cs="Nunito"/>
                 <w:sz w:val="20"/>
               </w:rPr>
               <w:t>5</w:t>
@@ -607,6 +634,7 @@
           <w:p>
             <w:r>
               <w:rPr>
+                <w:rFonts w:ascii="Nunito" w:hAnsi="Nunito" w:eastAsia="Nunito" w:cs="Nunito"/>
                 <w:sz w:val="20"/>
               </w:rPr>
               <w:t>Data-dump slides; burying bad news; no named cost of the preferred path</w:t>
@@ -620,6 +648,7 @@
           <w:p>
             <w:r>
               <w:rPr>
+                <w:rFonts w:ascii="Nunito" w:hAnsi="Nunito" w:eastAsia="Nunito" w:cs="Nunito"/>
                 <w:sz w:val="20"/>
               </w:rPr>
               <w:t>Dong Nai or the formal rate is missing; trade-off reflection is empty</w:t>
@@ -636,6 +665,7 @@
           <w:p>
             <w:r>
               <w:rPr>
+                <w:rFonts w:ascii="Nunito" w:hAnsi="Nunito" w:eastAsia="Nunito" w:cs="Nunito"/>
                 <w:sz w:val="20"/>
               </w:rPr>
               <w:t>6</w:t>
@@ -650,6 +680,7 @@
           <w:p>
             <w:r>
               <w:rPr>
+                <w:rFonts w:ascii="Nunito" w:hAnsi="Nunito" w:eastAsia="Nunito" w:cs="Nunito"/>
                 <w:sz w:val="20"/>
               </w:rPr>
               <w:t>Shallow reflection; blame in peer review</w:t>
@@ -664,6 +695,7 @@
           <w:p>
             <w:r>
               <w:rPr>
+                <w:rFonts w:ascii="Nunito" w:hAnsi="Nunito" w:eastAsia="Nunito" w:cs="Nunito"/>
                 <w:sz w:val="20"/>
               </w:rPr>
               <w:t>the debrief avoids the costs of their recommendation</w:t>
@@ -679,7 +711,7 @@
       </w:pPr>
       <w:r>
         <w:rPr>
-          <w:rFonts w:ascii="Calibri" w:hAnsi="Calibri"/>
+          <w:rFonts w:ascii="Lexend" w:hAnsi="Lexend" w:eastAsia="Lexend" w:cs="Lexend"/>
           <w:color w:val="1B2A4A"/>
         </w:rPr>
         <w:t>Escalation triggers</w:t>
@@ -692,7 +724,7 @@
       </w:pPr>
       <w:r>
         <w:rPr>
-          <w:rFonts w:ascii="Calibri" w:hAnsi="Calibri"/>
+          <w:rFonts w:ascii="Nunito" w:hAnsi="Nunito" w:eastAsia="Nunito" w:cs="Nunito"/>
         </w:rPr>
         <w:t>Team conflict unresolved for more than 48 hours.</w:t>
       </w:r>
@@ -704,7 +736,7 @@
       </w:pPr>
       <w:r>
         <w:rPr>
-          <w:rFonts w:ascii="Calibri" w:hAnsi="Calibri"/>
+          <w:rFonts w:ascii="Nunito" w:hAnsi="Nunito" w:eastAsia="Nunito" w:cs="Nunito"/>
         </w:rPr>
         <w:t>Any safeguarding or ethical red flag in how a team behaves.</w:t>
       </w:r>
@@ -716,7 +748,7 @@
       </w:pPr>
       <w:r>
         <w:rPr>
-          <w:rFonts w:ascii="Calibri" w:hAnsi="Calibri"/>
+          <w:rFonts w:ascii="Nunito" w:hAnsi="Nunito" w:eastAsia="Nunito" w:cs="Nunito"/>
         </w:rPr>
         <w:t>A Buddy giving answers, the data file, or named 'efficiency vs ethics' framing.</w:t>
       </w:r>
@@ -1098,7 +1130,7 @@
       <w:spacing w:after="120" w:line="276" w:lineRule="auto"/>
     </w:pPr>
     <w:rPr>
-      <w:rFonts w:ascii="Calibri" w:hAnsi="Calibri"/>
+      <w:rFonts w:ascii="Nunito" w:hAnsi="Nunito" w:eastAsia="Nunito" w:cs="Nunito"/>
       <w:color w:val="222222"/>
       <w:sz w:val="22"/>
     </w:rPr>

--- a/Facilitators/Word/01_Facilitator_Guide.docx
+++ b/Facilitators/Word/01_Facilitator_Guide.docx
@@ -35,7 +35,7 @@
           <w:color w:val="666666"/>
           <w:sz w:val="24"/>
         </w:rPr>
-        <w:t>How to run the six-week Momentum engagement</w:t>
+        <w:t>How to run the eight-week Momentum engagement</w:t>
       </w:r>
     </w:p>
     <w:tbl>
@@ -174,7 +174,7 @@
                 <w:color w:val="222222"/>
                 <w:sz w:val="20"/>
               </w:rPr>
-              <w:t>3.0 | July 2026</w:t>
+              <w:t>3.1 | July-September 2026</w:t>
             </w:r>
           </w:p>
         </w:tc>
@@ -212,7 +212,7 @@
           <w:color w:val="222222"/>
           <w:sz w:val="22"/>
         </w:rPr>
-        <w:t>Distribute only the Participants/ folder. Never share Facilitators/ or Answer_Key/. Confirm each team has five or six members and assign one Buddy per team. Operational datasets live only in Workflow B's folder - do not hand A the Excel.</w:t>
+        <w:t>Distribute only the Participants/ folder. Never share Facilitators/ or Answer_Key/. Confirm each team has five or six members and assign one Buddy per team. Operational datasets live only in Workflow B's folder - do not hand A the Excel. Programme window: 26 July to 20 September 2026.</w:t>
       </w:r>
     </w:p>
     <w:p>
@@ -355,6 +355,18 @@
     </w:p>
     <w:p>
       <w:pPr>
+        <w:pStyle w:val="ListBullet"/>
+        <w:ind w:left="360"/>
+      </w:pPr>
+      <w:r>
+        <w:rPr>
+          <w:rFonts w:ascii="Nunito" w:hAnsi="Nunito" w:eastAsia="Nunito" w:cs="Nunito"/>
+        </w:rPr>
+        <w:t>We will not tell you which sources to trust. Interrogate definitions, audiences and contradictions - then record your ratings in the credibility matrix.</w:t>
+      </w:r>
+    </w:p>
+    <w:p>
+      <w:pPr>
         <w:pStyle w:val="Heading1"/>
       </w:pPr>
       <w:r>
@@ -455,7 +467,7 @@
                 <w:rFonts w:ascii="Nunito" w:hAnsi="Nunito" w:eastAsia="Nunito" w:cs="Nunito"/>
                 <w:sz w:val="20"/>
               </w:rPr>
-              <w:t>Vague problem statements; skipping credibility check; A asking for 'the data file'</w:t>
+              <w:t>Rushing past the data room; A asking for 'the data file'; roles unassigned</w:t>
             </w:r>
           </w:p>
         </w:tc>
@@ -469,7 +481,7 @@
                 <w:rFonts w:ascii="Nunito" w:hAnsi="Nunito" w:eastAsia="Nunito" w:cs="Nunito"/>
                 <w:sz w:val="20"/>
               </w:rPr>
-              <w:t>they treat every source as equally reliable, or A tries to bypass B</w:t>
+              <w:t>they skip Charter / Request Log setup</w:t>
             </w:r>
           </w:p>
         </w:tc>
@@ -501,7 +513,7 @@
                 <w:rFonts w:ascii="Nunito" w:hAnsi="Nunito" w:eastAsia="Nunito" w:cs="Nunito"/>
                 <w:sz w:val="20"/>
               </w:rPr>
-              <w:t>No Analysis Requests; B answering unasked questions; empathy maps with no citations</w:t>
+              <w:t>Treating every source as equal; credibility matrix empty or copy-paste ratings</w:t>
             </w:r>
           </w:p>
         </w:tc>
@@ -516,7 +528,7 @@
                 <w:rFonts w:ascii="Nunito" w:hAnsi="Nunito" w:eastAsia="Nunito" w:cs="Nunito"/>
                 <w:sz w:val="20"/>
               </w:rPr>
-              <w:t>Request Log is empty by Wednesday</w:t>
+              <w:t>they want you to say which documents are 'safe'</w:t>
             </w:r>
           </w:p>
         </w:tc>
@@ -546,7 +558,7 @@
                 <w:rFonts w:ascii="Nunito" w:hAnsi="Nunito" w:eastAsia="Nunito" w:cs="Nunito"/>
                 <w:sz w:val="20"/>
               </w:rPr>
-              <w:t>Options that are not genuinely distinct; numbers without Request IDs</w:t>
+              <w:t>No Analysis Requests; B answering unasked questions; maps with no citations</w:t>
             </w:r>
           </w:p>
         </w:tc>
@@ -560,7 +572,7 @@
                 <w:rFonts w:ascii="Nunito" w:hAnsi="Nunito" w:eastAsia="Nunito" w:cs="Nunito"/>
                 <w:sz w:val="20"/>
               </w:rPr>
-              <w:t>all three options are really the same idea</w:t>
+              <w:t>Request Log is empty by Wednesday</w:t>
             </w:r>
           </w:p>
         </w:tc>
@@ -592,6 +604,51 @@
                 <w:rFonts w:ascii="Nunito" w:hAnsi="Nunito" w:eastAsia="Nunito" w:cs="Nunito"/>
                 <w:sz w:val="20"/>
               </w:rPr>
+              <w:t>Options that are not genuinely distinct; numbers without Request IDs</w:t>
+            </w:r>
+          </w:p>
+        </w:tc>
+        <w:tc>
+          <w:tcPr>
+            <w:tcW w:type="dxa" w:w="4320"/>
+            <w:shd w:val="clear" w:color="auto" w:fill="F2F4F7"/>
+          </w:tcPr>
+          <w:p>
+            <w:r>
+              <w:rPr>
+                <w:rFonts w:ascii="Nunito" w:hAnsi="Nunito" w:eastAsia="Nunito" w:cs="Nunito"/>
+                <w:sz w:val="20"/>
+              </w:rPr>
+              <w:t>all three options are really the same idea</w:t>
+            </w:r>
+          </w:p>
+        </w:tc>
+      </w:tr>
+      <w:tr>
+        <w:tc>
+          <w:tcPr>
+            <w:tcW w:type="dxa" w:w="864"/>
+          </w:tcPr>
+          <w:p>
+            <w:r>
+              <w:rPr>
+                <w:rFonts w:ascii="Nunito" w:hAnsi="Nunito" w:eastAsia="Nunito" w:cs="Nunito"/>
+                <w:sz w:val="20"/>
+              </w:rPr>
+              <w:t>5</w:t>
+            </w:r>
+          </w:p>
+        </w:tc>
+        <w:tc>
+          <w:tcPr>
+            <w:tcW w:type="dxa" w:w="4320"/>
+          </w:tcPr>
+          <w:p>
+            <w:r>
+              <w:rPr>
+                <w:rFonts w:ascii="Nunito" w:hAnsi="Nunito" w:eastAsia="Nunito" w:cs="Nunito"/>
+                <w:sz w:val="20"/>
+              </w:rPr>
               <w:t>Recommendations that ignore Findings or validation</w:t>
             </w:r>
           </w:p>
@@ -599,7 +656,6 @@
         <w:tc>
           <w:tcPr>
             <w:tcW w:type="dxa" w:w="4320"/>
-            <w:shd w:val="clear" w:color="auto" w:fill="F2F4F7"/>
           </w:tcPr>
           <w:p>
             <w:r>
@@ -616,6 +672,7 @@
         <w:tc>
           <w:tcPr>
             <w:tcW w:type="dxa" w:w="864"/>
+            <w:shd w:val="clear" w:color="auto" w:fill="F2F4F7"/>
           </w:tcPr>
           <w:p>
             <w:r>
@@ -623,7 +680,53 @@
                 <w:rFonts w:ascii="Nunito" w:hAnsi="Nunito" w:eastAsia="Nunito" w:cs="Nunito"/>
                 <w:sz w:val="20"/>
               </w:rPr>
-              <w:t>5</w:t>
+              <w:t>6</w:t>
+            </w:r>
+          </w:p>
+        </w:tc>
+        <w:tc>
+          <w:tcPr>
+            <w:tcW w:type="dxa" w:w="4320"/>
+            <w:shd w:val="clear" w:color="auto" w:fill="F2F4F7"/>
+          </w:tcPr>
+          <w:p>
+            <w:r>
+              <w:rPr>
+                <w:rFonts w:ascii="Nunito" w:hAnsi="Nunito" w:eastAsia="Nunito" w:cs="Nunito"/>
+                <w:sz w:val="20"/>
+              </w:rPr>
+              <w:t>Weak handoff; unfinished final report draft</w:t>
+            </w:r>
+          </w:p>
+        </w:tc>
+        <w:tc>
+          <w:tcPr>
+            <w:tcW w:type="dxa" w:w="4320"/>
+            <w:shd w:val="clear" w:color="auto" w:fill="F2F4F7"/>
+          </w:tcPr>
+          <w:p>
+            <w:r>
+              <w:rPr>
+                <w:rFonts w:ascii="Nunito" w:hAnsi="Nunito" w:eastAsia="Nunito" w:cs="Nunito"/>
+                <w:sz w:val="20"/>
+              </w:rPr>
+              <w:t>online ticks missing or A/B still arguing about the raw file</w:t>
+            </w:r>
+          </w:p>
+        </w:tc>
+      </w:tr>
+      <w:tr>
+        <w:tc>
+          <w:tcPr>
+            <w:tcW w:type="dxa" w:w="864"/>
+          </w:tcPr>
+          <w:p>
+            <w:r>
+              <w:rPr>
+                <w:rFonts w:ascii="Nunito" w:hAnsi="Nunito" w:eastAsia="Nunito" w:cs="Nunito"/>
+                <w:sz w:val="20"/>
+              </w:rPr>
+              <w:t>7</w:t>
             </w:r>
           </w:p>
         </w:tc>
@@ -668,7 +771,7 @@
                 <w:rFonts w:ascii="Nunito" w:hAnsi="Nunito" w:eastAsia="Nunito" w:cs="Nunito"/>
                 <w:sz w:val="20"/>
               </w:rPr>
-              <w:t>6</w:t>
+              <w:t>8</w:t>
             </w:r>
           </w:p>
         </w:tc>

--- a/Facilitators/Word/01_Facilitator_Guide.docx
+++ b/Facilitators/Word/01_Facilitator_Guide.docx
@@ -224,6 +224,90 @@
           <w:rFonts w:ascii="Lexend" w:hAnsi="Lexend" w:eastAsia="Lexend" w:cs="Lexend"/>
           <w:color w:val="1B2A4A"/>
         </w:rPr>
+        <w:t>Logistics to tell teams at kickoff</w:t>
+      </w:r>
+    </w:p>
+    <w:p>
+      <w:pPr>
+        <w:pStyle w:val="ListBullet"/>
+        <w:ind w:left="360"/>
+      </w:pPr>
+      <w:r>
+        <w:rPr>
+          <w:rFonts w:ascii="Nunito" w:hAnsi="Nunito" w:eastAsia="Nunito" w:cs="Nunito"/>
+        </w:rPr>
+        <w:t>Issue Participants/ as a Drive share or ZIP - do not send teams to a public GitHub download.</w:t>
+      </w:r>
+    </w:p>
+    <w:p>
+      <w:pPr>
+        <w:pStyle w:val="ListBullet"/>
+        <w:ind w:left="360"/>
+      </w:pPr>
+      <w:r>
+        <w:rPr>
+          <w:rFonts w:ascii="Nunito" w:hAnsi="Nunito" w:eastAsia="Nunito" w:cs="Nunito"/>
+        </w:rPr>
+        <w:t>Team workspace: Google Drive / Google Workspace (or Microsoft 365 if assigned). Weekly submissions via the programme Google Form (Buddy shares URL).</w:t>
+      </w:r>
+    </w:p>
+    <w:p>
+      <w:pPr>
+        <w:pStyle w:val="ListBullet"/>
+        <w:ind w:left="360"/>
+      </w:pPr>
+      <w:r>
+        <w:rPr>
+          <w:rFonts w:ascii="Nunito" w:hAnsi="Nunito" w:eastAsia="Nunito" w:cs="Nunito"/>
+        </w:rPr>
+        <w:t>File naming: TeamShortName_Owner_DeliverableCode_Version.ext</w:t>
+      </w:r>
+    </w:p>
+    <w:p>
+      <w:pPr>
+        <w:pStyle w:val="ListBullet"/>
+        <w:ind w:left="360"/>
+      </w:pPr>
+      <w:r>
+        <w:rPr>
+          <w:rFonts w:ascii="Nunito" w:hAnsi="Nunito" w:eastAsia="Nunito" w:cs="Nunito"/>
+        </w:rPr>
+        <w:t>Official A-B exchange: create A_B_Exchange/ in the team Drive; file Data Estate Brief, Demand Brief, Analysis Plan, R-xx and FM-xx PDFs; update the Request Log. Chat is not the assessment record.</w:t>
+      </w:r>
+    </w:p>
+    <w:p>
+      <w:pPr>
+        <w:pStyle w:val="ListBullet"/>
+        <w:ind w:left="360"/>
+      </w:pPr>
+      <w:r>
+        <w:rPr>
+          <w:rFonts w:ascii="Nunito" w:hAnsi="Nunito" w:eastAsia="Nunito" w:cs="Nunito"/>
+        </w:rPr>
+        <w:t>Handoff gate: 4_Shared_Toolkit/Templates/Cross_Workflow_Handoff_Checklist.docx. Online ticks only (typed name + date) - no wet signature. Full steps: Guideline Section 8. Formal checkpoint W6-02 (Wed 2 Sep, 12:00 ICT).</w:t>
+      </w:r>
+    </w:p>
+    <w:p>
+      <w:pPr>
+        <w:pStyle w:val="ListBullet"/>
+        <w:ind w:left="360"/>
+      </w:pPr>
+      <w:r>
+        <w:rPr>
+          <w:rFonts w:ascii="Nunito" w:hAnsi="Nunito" w:eastAsia="Nunito" w:cs="Nunito"/>
+        </w:rPr>
+        <w:t>Week 3 Buddy+5 ritual: B presents Estate Brief → A presents Demand → B owns Analysis Plan (catalog not raw data; demand not columns).</w:t>
+      </w:r>
+    </w:p>
+    <w:p>
+      <w:pPr>
+        <w:pStyle w:val="Heading1"/>
+      </w:pPr>
+      <w:r>
+        <w:rPr>
+          <w:rFonts w:ascii="Lexend" w:hAnsi="Lexend" w:eastAsia="Lexend" w:cs="Lexend"/>
+          <w:color w:val="1B2A4A"/>
+        </w:rPr>
         <w:t>What this case is testing (staff only)</w:t>
       </w:r>
     </w:p>
@@ -275,7 +359,7 @@
         <w:rPr>
           <w:rFonts w:ascii="Nunito" w:hAnsi="Nunito" w:eastAsia="Nunito" w:cs="Nunito"/>
         </w:rPr>
-        <w:t>Active querying: A must work out what to ask; B must translate. Penalise teams that reverse-engineer from D-01 alone or share the raw file.</w:t>
+        <w:t>Active querying: B briefs the data estate (catalog only); A states demand; B owns the analysis plan and translates Findings. Penalise raw-file sharing or A prescribing joins from a schema dump.</w:t>
       </w:r>
     </w:p>
     <w:p>
@@ -350,7 +434,7 @@
         <w:rPr>
           <w:rFonts w:ascii="Nunito" w:hAnsi="Nunito" w:eastAsia="Nunito" w:cs="Nunito"/>
         </w:rPr>
-        <w:t>Two workflows hold incomplete information. A frames questions; B owns the data and translates findings. You must talk to each other.</w:t>
+        <w:t>Two workflows hold incomplete information. B briefs what data exists; A states what they need; B plans and answers. You must talk to each other.</w:t>
       </w:r>
     </w:p>
     <w:p>
@@ -513,7 +597,7 @@
                 <w:rFonts w:ascii="Nunito" w:hAnsi="Nunito" w:eastAsia="Nunito" w:cs="Nunito"/>
                 <w:sz w:val="20"/>
               </w:rPr>
-              <w:t>Treating every source as equal; credibility matrix empty or copy-paste ratings</w:t>
+              <w:t>Treating every source as equal; B not drafting Data Estate Brief</w:t>
             </w:r>
           </w:p>
         </w:tc>
@@ -528,7 +612,7 @@
                 <w:rFonts w:ascii="Nunito" w:hAnsi="Nunito" w:eastAsia="Nunito" w:cs="Nunito"/>
                 <w:sz w:val="20"/>
               </w:rPr>
-              <w:t>they want you to say which documents are 'safe'</w:t>
+              <w:t>they want you to say which documents are 'safe' or to share the Excel</w:t>
             </w:r>
           </w:p>
         </w:tc>
@@ -558,7 +642,7 @@
                 <w:rFonts w:ascii="Nunito" w:hAnsi="Nunito" w:eastAsia="Nunito" w:cs="Nunito"/>
                 <w:sz w:val="20"/>
               </w:rPr>
-              <w:t>No Analysis Requests; B answering unasked questions; maps with no citations</w:t>
+              <w:t>No Estate/Demand/Plan trail; B dumping dictionary; A shopping for columns</w:t>
             </w:r>
           </w:p>
         </w:tc>
@@ -572,7 +656,7 @@
                 <w:rFonts w:ascii="Nunito" w:hAnsi="Nunito" w:eastAsia="Nunito" w:cs="Nunito"/>
                 <w:sz w:val="20"/>
               </w:rPr>
-              <w:t>Request Log is empty by Wednesday</w:t>
+              <w:t>Request Log milestones empty by Wednesday</w:t>
             </w:r>
           </w:p>
         </w:tc>
@@ -710,7 +794,7 @@
                 <w:rFonts w:ascii="Nunito" w:hAnsi="Nunito" w:eastAsia="Nunito" w:cs="Nunito"/>
                 <w:sz w:val="20"/>
               </w:rPr>
-              <w:t>online ticks missing or A/B still arguing about the raw file</w:t>
+              <w:t>Handoff Checklist PDF missing / Sections A-C incomplete, or A/B still arguing about the raw file</w:t>
             </w:r>
           </w:p>
         </w:tc>
